--- a/Experiment-2.docx
+++ b/Experiment-2.docx
@@ -70,7 +70,7 @@
         <w:pStyle w:val="Normal"/>
         <w:numPr>
           <w:ilvl w:val="0"/>
-          <w:numId w:val="41"/>
+          <w:numId w:val="44"/>
         </w:numPr>
         <w:rPr/>
       </w:pPr>
@@ -84,7 +84,7 @@
         <w:pStyle w:val="Normal"/>
         <w:numPr>
           <w:ilvl w:val="0"/>
-          <w:numId w:val="42"/>
+          <w:numId w:val="45"/>
         </w:numPr>
         <w:rPr/>
       </w:pPr>
@@ -109,7 +109,7 @@
         <w:pStyle w:val="Normal"/>
         <w:numPr>
           <w:ilvl w:val="0"/>
-          <w:numId w:val="43"/>
+          <w:numId w:val="46"/>
         </w:numPr>
         <w:rPr/>
       </w:pPr>
@@ -123,7 +123,7 @@
         <w:pStyle w:val="Normal"/>
         <w:numPr>
           <w:ilvl w:val="0"/>
-          <w:numId w:val="44"/>
+          <w:numId w:val="47"/>
         </w:numPr>
         <w:rPr/>
       </w:pPr>
@@ -137,7 +137,7 @@
         <w:pStyle w:val="Normal"/>
         <w:numPr>
           <w:ilvl w:val="0"/>
-          <w:numId w:val="45"/>
+          <w:numId w:val="48"/>
         </w:numPr>
         <w:rPr/>
       </w:pPr>
@@ -161,7 +161,7 @@
         <w:pStyle w:val="Normal"/>
         <w:numPr>
           <w:ilvl w:val="0"/>
-          <w:numId w:val="46"/>
+          <w:numId w:val="49"/>
         </w:numPr>
         <w:rPr/>
       </w:pPr>
@@ -186,7 +186,7 @@
         <w:pStyle w:val="Normal"/>
         <w:numPr>
           <w:ilvl w:val="0"/>
-          <w:numId w:val="47"/>
+          <w:numId w:val="50"/>
         </w:numPr>
         <w:rPr/>
       </w:pPr>
@@ -200,7 +200,7 @@
         <w:pStyle w:val="Normal"/>
         <w:numPr>
           <w:ilvl w:val="0"/>
-          <w:numId w:val="48"/>
+          <w:numId w:val="51"/>
         </w:numPr>
         <w:rPr/>
       </w:pPr>
@@ -225,7 +225,7 @@
         <w:pStyle w:val="Normal"/>
         <w:numPr>
           <w:ilvl w:val="0"/>
-          <w:numId w:val="49"/>
+          <w:numId w:val="52"/>
         </w:numPr>
         <w:rPr/>
       </w:pPr>
@@ -380,7 +380,7 @@
         <w:pStyle w:val="Normal"/>
         <w:numPr>
           <w:ilvl w:val="0"/>
-          <w:numId w:val="50"/>
+          <w:numId w:val="53"/>
         </w:numPr>
         <w:rPr/>
       </w:pPr>
@@ -416,7 +416,7 @@
         <w:pStyle w:val="Normal"/>
         <w:numPr>
           <w:ilvl w:val="0"/>
-          <w:numId w:val="51"/>
+          <w:numId w:val="54"/>
         </w:numPr>
         <w:rPr/>
       </w:pPr>
@@ -441,7 +441,7 @@
         <w:pStyle w:val="Normal"/>
         <w:numPr>
           <w:ilvl w:val="0"/>
-          <w:numId w:val="52"/>
+          <w:numId w:val="55"/>
         </w:numPr>
         <w:rPr/>
       </w:pPr>
@@ -466,7 +466,7 @@
         <w:pStyle w:val="Normal"/>
         <w:numPr>
           <w:ilvl w:val="0"/>
-          <w:numId w:val="53"/>
+          <w:numId w:val="56"/>
         </w:numPr>
         <w:rPr/>
       </w:pPr>
@@ -491,7 +491,7 @@
         <w:pStyle w:val="Normal"/>
         <w:numPr>
           <w:ilvl w:val="0"/>
-          <w:numId w:val="54"/>
+          <w:numId w:val="57"/>
         </w:numPr>
         <w:rPr/>
       </w:pPr>
@@ -505,7 +505,7 @@
         <w:pStyle w:val="Normal"/>
         <w:numPr>
           <w:ilvl w:val="1"/>
-          <w:numId w:val="2"/>
+          <w:numId w:val="1"/>
         </w:numPr>
         <w:rPr/>
       </w:pPr>
@@ -519,7 +519,7 @@
         <w:pStyle w:val="Normal"/>
         <w:numPr>
           <w:ilvl w:val="1"/>
-          <w:numId w:val="2"/>
+          <w:numId w:val="1"/>
         </w:numPr>
         <w:rPr/>
       </w:pPr>
@@ -533,7 +533,7 @@
         <w:pStyle w:val="Normal"/>
         <w:numPr>
           <w:ilvl w:val="1"/>
-          <w:numId w:val="2"/>
+          <w:numId w:val="1"/>
         </w:numPr>
         <w:rPr/>
       </w:pPr>
@@ -547,7 +547,7 @@
         <w:pStyle w:val="Normal"/>
         <w:numPr>
           <w:ilvl w:val="1"/>
-          <w:numId w:val="2"/>
+          <w:numId w:val="1"/>
         </w:numPr>
         <w:rPr/>
       </w:pPr>
@@ -561,7 +561,7 @@
         <w:pStyle w:val="Normal"/>
         <w:numPr>
           <w:ilvl w:val="1"/>
-          <w:numId w:val="2"/>
+          <w:numId w:val="1"/>
         </w:numPr>
         <w:rPr/>
       </w:pPr>
@@ -575,7 +575,7 @@
         <w:pStyle w:val="Normal"/>
         <w:numPr>
           <w:ilvl w:val="0"/>
-          <w:numId w:val="55"/>
+          <w:numId w:val="58"/>
         </w:numPr>
         <w:rPr/>
       </w:pPr>
@@ -692,7 +692,7 @@
         <w:pStyle w:val="Normal"/>
         <w:numPr>
           <w:ilvl w:val="0"/>
-          <w:numId w:val="56"/>
+          <w:numId w:val="59"/>
         </w:numPr>
         <w:rPr/>
       </w:pPr>
@@ -717,7 +717,7 @@
         <w:pStyle w:val="Normal"/>
         <w:numPr>
           <w:ilvl w:val="0"/>
-          <w:numId w:val="57"/>
+          <w:numId w:val="60"/>
         </w:numPr>
         <w:rPr/>
       </w:pPr>
@@ -742,7 +742,7 @@
         <w:pStyle w:val="Normal"/>
         <w:numPr>
           <w:ilvl w:val="0"/>
-          <w:numId w:val="58"/>
+          <w:numId w:val="61"/>
         </w:numPr>
         <w:rPr/>
       </w:pPr>
@@ -767,7 +767,7 @@
         <w:pStyle w:val="Normal"/>
         <w:numPr>
           <w:ilvl w:val="0"/>
-          <w:numId w:val="59"/>
+          <w:numId w:val="62"/>
         </w:numPr>
         <w:rPr/>
       </w:pPr>
@@ -792,7 +792,7 @@
         <w:pStyle w:val="Normal"/>
         <w:numPr>
           <w:ilvl w:val="0"/>
-          <w:numId w:val="60"/>
+          <w:numId w:val="63"/>
         </w:numPr>
         <w:rPr/>
       </w:pPr>
@@ -806,7 +806,7 @@
         <w:pStyle w:val="Normal"/>
         <w:numPr>
           <w:ilvl w:val="0"/>
-          <w:numId w:val="61"/>
+          <w:numId w:val="64"/>
         </w:numPr>
         <w:rPr/>
       </w:pPr>
@@ -831,7 +831,7 @@
         <w:pStyle w:val="Normal"/>
         <w:numPr>
           <w:ilvl w:val="0"/>
-          <w:numId w:val="62"/>
+          <w:numId w:val="65"/>
         </w:numPr>
         <w:rPr/>
       </w:pPr>
@@ -845,7 +845,7 @@
         <w:pStyle w:val="Normal"/>
         <w:numPr>
           <w:ilvl w:val="0"/>
-          <w:numId w:val="63"/>
+          <w:numId w:val="66"/>
         </w:numPr>
         <w:rPr/>
       </w:pPr>
@@ -859,7 +859,7 @@
         <w:pStyle w:val="Normal"/>
         <w:numPr>
           <w:ilvl w:val="0"/>
-          <w:numId w:val="64"/>
+          <w:numId w:val="67"/>
         </w:numPr>
         <w:rPr/>
       </w:pPr>
@@ -952,7 +952,21 @@
           <w:b/>
           <w:bCs/>
         </w:rPr>
-        <w:t>Sample Report (Student Details)</w:t>
+        <w:t>Sample Report (</w:t>
+      </w:r>
+      <w:r>
+        <w:rPr>
+          <w:b/>
+          <w:bCs/>
+        </w:rPr>
+        <w:t xml:space="preserve">ECE </w:t>
+      </w:r>
+      <w:r>
+        <w:rPr>
+          <w:b/>
+          <w:bCs/>
+        </w:rPr>
+        <w:t>Student Details)</w:t>
       </w:r>
     </w:p>
     <w:p>
@@ -985,7 +999,7 @@
         <w:pStyle w:val="Normal"/>
         <w:numPr>
           <w:ilvl w:val="0"/>
-          <w:numId w:val="65"/>
+          <w:numId w:val="68"/>
         </w:numPr>
         <w:rPr/>
       </w:pPr>
@@ -1010,7 +1024,7 @@
         <w:pStyle w:val="Normal"/>
         <w:numPr>
           <w:ilvl w:val="0"/>
-          <w:numId w:val="66"/>
+          <w:numId w:val="69"/>
         </w:numPr>
         <w:rPr/>
       </w:pPr>
@@ -1035,7 +1049,7 @@
         <w:pStyle w:val="Normal"/>
         <w:numPr>
           <w:ilvl w:val="0"/>
-          <w:numId w:val="67"/>
+          <w:numId w:val="70"/>
         </w:numPr>
         <w:rPr/>
       </w:pPr>
@@ -1049,7 +1063,7 @@
         <w:pStyle w:val="Normal"/>
         <w:numPr>
           <w:ilvl w:val="0"/>
-          <w:numId w:val="68"/>
+          <w:numId w:val="71"/>
         </w:numPr>
         <w:rPr/>
       </w:pPr>
@@ -1074,7 +1088,7 @@
         <w:pStyle w:val="Normal"/>
         <w:numPr>
           <w:ilvl w:val="0"/>
-          <w:numId w:val="69"/>
+          <w:numId w:val="72"/>
         </w:numPr>
         <w:rPr/>
       </w:pPr>
@@ -1088,7 +1102,7 @@
         <w:pStyle w:val="Normal"/>
         <w:numPr>
           <w:ilvl w:val="0"/>
-          <w:numId w:val="70"/>
+          <w:numId w:val="73"/>
         </w:numPr>
         <w:rPr/>
       </w:pPr>
@@ -1113,7 +1127,7 @@
         <w:pStyle w:val="Normal"/>
         <w:numPr>
           <w:ilvl w:val="0"/>
-          <w:numId w:val="71"/>
+          <w:numId w:val="74"/>
         </w:numPr>
         <w:rPr/>
       </w:pPr>
@@ -1127,7 +1141,7 @@
         <w:pStyle w:val="Normal"/>
         <w:numPr>
           <w:ilvl w:val="0"/>
-          <w:numId w:val="72"/>
+          <w:numId w:val="75"/>
         </w:numPr>
         <w:rPr/>
       </w:pPr>
@@ -1254,65 +1268,13 @@
         <w:pStyle w:val="Normal"/>
         <w:numPr>
           <w:ilvl w:val="0"/>
-          <w:numId w:val="73"/>
-        </w:numPr>
-        <w:rPr/>
-      </w:pPr>
-      <w:r>
-        <w:rPr/>
-        <w:t>The Develop section is used to build and customize the application.</w:t>
-      </w:r>
-    </w:p>
-    <w:p>
-      <w:pPr>
-        <w:pStyle w:val="Normal"/>
-        <w:numPr>
-          <w:ilvl w:val="0"/>
-          <w:numId w:val="74"/>
-        </w:numPr>
-        <w:rPr/>
-      </w:pPr>
-      <w:r>
-        <w:rPr/>
-        <w:t>It provides tools to create forms, reports, pages, and workflows.</w:t>
-      </w:r>
-    </w:p>
-    <w:p>
-      <w:pPr>
-        <w:pStyle w:val="Normal"/>
-        <w:numPr>
-          <w:ilvl w:val="0"/>
-          <w:numId w:val="75"/>
-        </w:numPr>
-        <w:rPr/>
-      </w:pPr>
-      <w:r>
-        <w:rPr/>
-        <w:t>Business logic can be added here using drag-and-drop components and scripting.</w:t>
-      </w:r>
-    </w:p>
-    <w:p>
-      <w:pPr>
-        <w:pStyle w:val="Heading2"/>
-        <w:rPr/>
-      </w:pPr>
-      <w:r>
-        <w:rPr/>
-        <w:t>B) Deploy</w:t>
-      </w:r>
-    </w:p>
-    <w:p>
-      <w:pPr>
-        <w:pStyle w:val="Normal"/>
-        <w:numPr>
-          <w:ilvl w:val="0"/>
           <w:numId w:val="76"/>
         </w:numPr>
         <w:rPr/>
       </w:pPr>
       <w:r>
         <w:rPr/>
-        <w:t>The Deploy section is used to publish the application for use.</w:t>
+        <w:t>The Develop section is used to build and customize the application.</w:t>
       </w:r>
     </w:p>
     <w:p>
@@ -1326,7 +1288,7 @@
       </w:pPr>
       <w:r>
         <w:rPr/>
-        <w:t>It allows the app to be tested and made accessible to selected users.</w:t>
+        <w:t>It provides tools to create forms, reports, pages, and workflows.</w:t>
       </w:r>
     </w:p>
     <w:p>
@@ -1340,7 +1302,7 @@
       </w:pPr>
       <w:r>
         <w:rPr/>
-        <w:t>Deployment lets end users start using the application without any separate hosting setup.</w:t>
+        <w:t>Business logic can be added here using drag-and-drop components and scripting.</w:t>
       </w:r>
     </w:p>
     <w:p>
@@ -1350,7 +1312,7 @@
       </w:pPr>
       <w:r>
         <w:rPr/>
-        <w:t>C) Manage</w:t>
+        <w:t>B) Deploy</w:t>
       </w:r>
     </w:p>
     <w:p>
@@ -1364,7 +1326,7 @@
       </w:pPr>
       <w:r>
         <w:rPr/>
-        <w:t>The Manage section handles administration of the deployed application.</w:t>
+        <w:t>The Deploy section is used to publish the application for use.</w:t>
       </w:r>
     </w:p>
     <w:p>
@@ -1378,7 +1340,7 @@
       </w:pPr>
       <w:r>
         <w:rPr/>
-        <w:t>It provides options to control user roles, permissions, and access.</w:t>
+        <w:t>It allows the app to be tested and made accessible to selected users.</w:t>
       </w:r>
     </w:p>
     <w:p>
@@ -1387,6 +1349,58 @@
         <w:numPr>
           <w:ilvl w:val="0"/>
           <w:numId w:val="81"/>
+        </w:numPr>
+        <w:rPr/>
+      </w:pPr>
+      <w:r>
+        <w:rPr/>
+        <w:t>Deployment lets end users start using the application without any separate hosting setup.</w:t>
+      </w:r>
+    </w:p>
+    <w:p>
+      <w:pPr>
+        <w:pStyle w:val="Heading2"/>
+        <w:rPr/>
+      </w:pPr>
+      <w:r>
+        <w:rPr/>
+        <w:t>C) Manage</w:t>
+      </w:r>
+    </w:p>
+    <w:p>
+      <w:pPr>
+        <w:pStyle w:val="Normal"/>
+        <w:numPr>
+          <w:ilvl w:val="0"/>
+          <w:numId w:val="82"/>
+        </w:numPr>
+        <w:rPr/>
+      </w:pPr>
+      <w:r>
+        <w:rPr/>
+        <w:t>The Manage section handles administration of the deployed application.</w:t>
+      </w:r>
+    </w:p>
+    <w:p>
+      <w:pPr>
+        <w:pStyle w:val="Normal"/>
+        <w:numPr>
+          <w:ilvl w:val="0"/>
+          <w:numId w:val="83"/>
+        </w:numPr>
+        <w:rPr/>
+      </w:pPr>
+      <w:r>
+        <w:rPr/>
+        <w:t>It provides options to control user roles, permissions, and access.</w:t>
+      </w:r>
+    </w:p>
+    <w:p>
+      <w:pPr>
+        <w:pStyle w:val="Normal"/>
+        <w:numPr>
+          <w:ilvl w:val="0"/>
+          <w:numId w:val="84"/>
         </w:numPr>
         <w:rPr/>
       </w:pPr>
@@ -1433,125 +1447,6 @@
 <w:numbering xmlns:w="http://schemas.openxmlformats.org/wordprocessingml/2006/main" xmlns:o="urn:schemas-microsoft-com:office:office" xmlns:r="http://schemas.openxmlformats.org/officeDocument/2006/relationships" xmlns:v="urn:schemas-microsoft-com:vml" xmlns:mc="http://schemas.openxmlformats.org/markup-compatibility/2006" xmlns:w14="http://schemas.microsoft.com/office/word/2010/wordml" mc:Ignorable="w14">
   <w:abstractNum w:abstractNumId="1">
     <w:lvl w:ilvl="0">
-      <w:start w:val="1"/>
-      <w:numFmt w:val="decimal"/>
-      <w:lvlText w:val="%1."/>
-      <w:lvlJc w:val="left"/>
-      <w:pPr>
-        <w:tabs>
-          <w:tab w:val="num" w:pos="0"/>
-        </w:tabs>
-        <w:ind w:left="720" w:hanging="480"/>
-      </w:pPr>
-      <w:rPr/>
-    </w:lvl>
-    <w:lvl w:ilvl="1">
-      <w:start w:val="1"/>
-      <w:numFmt w:val="lowerLetter"/>
-      <w:lvlText w:val="%2."/>
-      <w:lvlJc w:val="left"/>
-      <w:pPr>
-        <w:tabs>
-          <w:tab w:val="num" w:pos="0"/>
-        </w:tabs>
-        <w:ind w:left="1440" w:hanging="480"/>
-      </w:pPr>
-      <w:rPr/>
-    </w:lvl>
-    <w:lvl w:ilvl="2">
-      <w:start w:val="1"/>
-      <w:numFmt w:val="lowerRoman"/>
-      <w:lvlText w:val="%3."/>
-      <w:lvlJc w:val="left"/>
-      <w:pPr>
-        <w:tabs>
-          <w:tab w:val="num" w:pos="0"/>
-        </w:tabs>
-        <w:ind w:left="2160" w:hanging="480"/>
-      </w:pPr>
-      <w:rPr/>
-    </w:lvl>
-    <w:lvl w:ilvl="3">
-      <w:start w:val="1"/>
-      <w:numFmt w:val="decimal"/>
-      <w:lvlText w:val="%4."/>
-      <w:lvlJc w:val="left"/>
-      <w:pPr>
-        <w:tabs>
-          <w:tab w:val="num" w:pos="0"/>
-        </w:tabs>
-        <w:ind w:left="2880" w:hanging="480"/>
-      </w:pPr>
-      <w:rPr/>
-    </w:lvl>
-    <w:lvl w:ilvl="4">
-      <w:start w:val="1"/>
-      <w:numFmt w:val="lowerLetter"/>
-      <w:lvlText w:val="%5."/>
-      <w:lvlJc w:val="left"/>
-      <w:pPr>
-        <w:tabs>
-          <w:tab w:val="num" w:pos="0"/>
-        </w:tabs>
-        <w:ind w:left="3600" w:hanging="480"/>
-      </w:pPr>
-      <w:rPr/>
-    </w:lvl>
-    <w:lvl w:ilvl="5">
-      <w:start w:val="1"/>
-      <w:numFmt w:val="lowerRoman"/>
-      <w:lvlText w:val="%6."/>
-      <w:lvlJc w:val="left"/>
-      <w:pPr>
-        <w:tabs>
-          <w:tab w:val="num" w:pos="0"/>
-        </w:tabs>
-        <w:ind w:left="4320" w:hanging="480"/>
-      </w:pPr>
-      <w:rPr/>
-    </w:lvl>
-    <w:lvl w:ilvl="6">
-      <w:start w:val="1"/>
-      <w:numFmt w:val="decimal"/>
-      <w:lvlText w:val="%7."/>
-      <w:lvlJc w:val="left"/>
-      <w:pPr>
-        <w:tabs>
-          <w:tab w:val="num" w:pos="0"/>
-        </w:tabs>
-        <w:ind w:left="5040" w:hanging="480"/>
-      </w:pPr>
-      <w:rPr/>
-    </w:lvl>
-    <w:lvl w:ilvl="7">
-      <w:start w:val="1"/>
-      <w:numFmt w:val="lowerLetter"/>
-      <w:lvlText w:val="%8."/>
-      <w:lvlJc w:val="left"/>
-      <w:pPr>
-        <w:tabs>
-          <w:tab w:val="num" w:pos="0"/>
-        </w:tabs>
-        <w:ind w:left="5760" w:hanging="480"/>
-      </w:pPr>
-      <w:rPr/>
-    </w:lvl>
-    <w:lvl w:ilvl="8">
-      <w:start w:val="1"/>
-      <w:numFmt w:val="lowerRoman"/>
-      <w:lvlText w:val="%9."/>
-      <w:lvlJc w:val="left"/>
-      <w:pPr>
-        <w:tabs>
-          <w:tab w:val="num" w:pos="0"/>
-        </w:tabs>
-        <w:ind w:left="6480" w:hanging="480"/>
-      </w:pPr>
-      <w:rPr/>
-    </w:lvl>
-  </w:abstractNum>
-  <w:abstractNum w:abstractNumId="2">
-    <w:lvl w:ilvl="0">
       <w:numFmt w:val="bullet"/>
       <w:lvlText w:val=""/>
       <w:lvlJc w:val="left"/>
@@ -1686,6 +1581,125 @@
       </w:rPr>
     </w:lvl>
   </w:abstractNum>
+  <w:abstractNum w:abstractNumId="2">
+    <w:lvl w:ilvl="0">
+      <w:start w:val="1"/>
+      <w:numFmt w:val="decimal"/>
+      <w:lvlText w:val="%1."/>
+      <w:lvlJc w:val="left"/>
+      <w:pPr>
+        <w:tabs>
+          <w:tab w:val="num" w:pos="0"/>
+        </w:tabs>
+        <w:ind w:left="720" w:hanging="480"/>
+      </w:pPr>
+      <w:rPr/>
+    </w:lvl>
+    <w:lvl w:ilvl="1">
+      <w:start w:val="1"/>
+      <w:numFmt w:val="lowerLetter"/>
+      <w:lvlText w:val="%2."/>
+      <w:lvlJc w:val="left"/>
+      <w:pPr>
+        <w:tabs>
+          <w:tab w:val="num" w:pos="0"/>
+        </w:tabs>
+        <w:ind w:left="1440" w:hanging="480"/>
+      </w:pPr>
+      <w:rPr/>
+    </w:lvl>
+    <w:lvl w:ilvl="2">
+      <w:start w:val="1"/>
+      <w:numFmt w:val="lowerRoman"/>
+      <w:lvlText w:val="%3."/>
+      <w:lvlJc w:val="left"/>
+      <w:pPr>
+        <w:tabs>
+          <w:tab w:val="num" w:pos="0"/>
+        </w:tabs>
+        <w:ind w:left="2160" w:hanging="480"/>
+      </w:pPr>
+      <w:rPr/>
+    </w:lvl>
+    <w:lvl w:ilvl="3">
+      <w:start w:val="1"/>
+      <w:numFmt w:val="decimal"/>
+      <w:lvlText w:val="%4."/>
+      <w:lvlJc w:val="left"/>
+      <w:pPr>
+        <w:tabs>
+          <w:tab w:val="num" w:pos="0"/>
+        </w:tabs>
+        <w:ind w:left="2880" w:hanging="480"/>
+      </w:pPr>
+      <w:rPr/>
+    </w:lvl>
+    <w:lvl w:ilvl="4">
+      <w:start w:val="1"/>
+      <w:numFmt w:val="lowerLetter"/>
+      <w:lvlText w:val="%5."/>
+      <w:lvlJc w:val="left"/>
+      <w:pPr>
+        <w:tabs>
+          <w:tab w:val="num" w:pos="0"/>
+        </w:tabs>
+        <w:ind w:left="3600" w:hanging="480"/>
+      </w:pPr>
+      <w:rPr/>
+    </w:lvl>
+    <w:lvl w:ilvl="5">
+      <w:start w:val="1"/>
+      <w:numFmt w:val="lowerRoman"/>
+      <w:lvlText w:val="%6."/>
+      <w:lvlJc w:val="left"/>
+      <w:pPr>
+        <w:tabs>
+          <w:tab w:val="num" w:pos="0"/>
+        </w:tabs>
+        <w:ind w:left="4320" w:hanging="480"/>
+      </w:pPr>
+      <w:rPr/>
+    </w:lvl>
+    <w:lvl w:ilvl="6">
+      <w:start w:val="1"/>
+      <w:numFmt w:val="decimal"/>
+      <w:lvlText w:val="%7."/>
+      <w:lvlJc w:val="left"/>
+      <w:pPr>
+        <w:tabs>
+          <w:tab w:val="num" w:pos="0"/>
+        </w:tabs>
+        <w:ind w:left="5040" w:hanging="480"/>
+      </w:pPr>
+      <w:rPr/>
+    </w:lvl>
+    <w:lvl w:ilvl="7">
+      <w:start w:val="1"/>
+      <w:numFmt w:val="lowerLetter"/>
+      <w:lvlText w:val="%8."/>
+      <w:lvlJc w:val="left"/>
+      <w:pPr>
+        <w:tabs>
+          <w:tab w:val="num" w:pos="0"/>
+        </w:tabs>
+        <w:ind w:left="5760" w:hanging="480"/>
+      </w:pPr>
+      <w:rPr/>
+    </w:lvl>
+    <w:lvl w:ilvl="8">
+      <w:start w:val="1"/>
+      <w:numFmt w:val="lowerRoman"/>
+      <w:lvlText w:val="%9."/>
+      <w:lvlJc w:val="left"/>
+      <w:pPr>
+        <w:tabs>
+          <w:tab w:val="num" w:pos="0"/>
+        </w:tabs>
+        <w:ind w:left="6480" w:hanging="480"/>
+      </w:pPr>
+      <w:rPr/>
+    </w:lvl>
+  </w:abstractNum>
   <w:abstractNum w:abstractNumId="3">
     <w:lvl w:ilvl="0">
       <w:start w:val="1"/>
@@ -6092,6 +6106,363 @@
   <w:abstractNum w:abstractNumId="40">
     <w:lvl w:ilvl="0">
       <w:start w:val="1"/>
+      <w:numFmt w:val="decimal"/>
+      <w:lvlText w:val="%1."/>
+      <w:lvlJc w:val="left"/>
+      <w:pPr>
+        <w:tabs>
+          <w:tab w:val="num" w:pos="0"/>
+        </w:tabs>
+        <w:ind w:left="720" w:hanging="480"/>
+      </w:pPr>
+      <w:rPr/>
+    </w:lvl>
+    <w:lvl w:ilvl="1">
+      <w:start w:val="1"/>
+      <w:numFmt w:val="lowerLetter"/>
+      <w:lvlText w:val="%2."/>
+      <w:lvlJc w:val="left"/>
+      <w:pPr>
+        <w:tabs>
+          <w:tab w:val="num" w:pos="0"/>
+        </w:tabs>
+        <w:ind w:left="1440" w:hanging="480"/>
+      </w:pPr>
+      <w:rPr/>
+    </w:lvl>
+    <w:lvl w:ilvl="2">
+      <w:start w:val="1"/>
+      <w:numFmt w:val="lowerRoman"/>
+      <w:lvlText w:val="%3."/>
+      <w:lvlJc w:val="left"/>
+      <w:pPr>
+        <w:tabs>
+          <w:tab w:val="num" w:pos="0"/>
+        </w:tabs>
+        <w:ind w:left="2160" w:hanging="480"/>
+      </w:pPr>
+      <w:rPr/>
+    </w:lvl>
+    <w:lvl w:ilvl="3">
+      <w:start w:val="1"/>
+      <w:numFmt w:val="decimal"/>
+      <w:lvlText w:val="%4."/>
+      <w:lvlJc w:val="left"/>
+      <w:pPr>
+        <w:tabs>
+          <w:tab w:val="num" w:pos="0"/>
+        </w:tabs>
+        <w:ind w:left="2880" w:hanging="480"/>
+      </w:pPr>
+      <w:rPr/>
+    </w:lvl>
+    <w:lvl w:ilvl="4">
+      <w:start w:val="1"/>
+      <w:numFmt w:val="lowerLetter"/>
+      <w:lvlText w:val="%5."/>
+      <w:lvlJc w:val="left"/>
+      <w:pPr>
+        <w:tabs>
+          <w:tab w:val="num" w:pos="0"/>
+        </w:tabs>
+        <w:ind w:left="3600" w:hanging="480"/>
+      </w:pPr>
+      <w:rPr/>
+    </w:lvl>
+    <w:lvl w:ilvl="5">
+      <w:start w:val="1"/>
+      <w:numFmt w:val="lowerRoman"/>
+      <w:lvlText w:val="%6."/>
+      <w:lvlJc w:val="left"/>
+      <w:pPr>
+        <w:tabs>
+          <w:tab w:val="num" w:pos="0"/>
+        </w:tabs>
+        <w:ind w:left="4320" w:hanging="480"/>
+      </w:pPr>
+      <w:rPr/>
+    </w:lvl>
+    <w:lvl w:ilvl="6">
+      <w:start w:val="1"/>
+      <w:numFmt w:val="decimal"/>
+      <w:lvlText w:val="%7."/>
+      <w:lvlJc w:val="left"/>
+      <w:pPr>
+        <w:tabs>
+          <w:tab w:val="num" w:pos="0"/>
+        </w:tabs>
+        <w:ind w:left="5040" w:hanging="480"/>
+      </w:pPr>
+      <w:rPr/>
+    </w:lvl>
+    <w:lvl w:ilvl="7">
+      <w:start w:val="1"/>
+      <w:numFmt w:val="lowerLetter"/>
+      <w:lvlText w:val="%8."/>
+      <w:lvlJc w:val="left"/>
+      <w:pPr>
+        <w:tabs>
+          <w:tab w:val="num" w:pos="0"/>
+        </w:tabs>
+        <w:ind w:left="5760" w:hanging="480"/>
+      </w:pPr>
+      <w:rPr/>
+    </w:lvl>
+    <w:lvl w:ilvl="8">
+      <w:start w:val="1"/>
+      <w:numFmt w:val="lowerRoman"/>
+      <w:lvlText w:val="%9."/>
+      <w:lvlJc w:val="left"/>
+      <w:pPr>
+        <w:tabs>
+          <w:tab w:val="num" w:pos="0"/>
+        </w:tabs>
+        <w:ind w:left="6480" w:hanging="480"/>
+      </w:pPr>
+      <w:rPr/>
+    </w:lvl>
+  </w:abstractNum>
+  <w:abstractNum w:abstractNumId="41">
+    <w:lvl w:ilvl="0">
+      <w:start w:val="1"/>
+      <w:numFmt w:val="decimal"/>
+      <w:lvlText w:val="%1."/>
+      <w:lvlJc w:val="left"/>
+      <w:pPr>
+        <w:tabs>
+          <w:tab w:val="num" w:pos="0"/>
+        </w:tabs>
+        <w:ind w:left="720" w:hanging="480"/>
+      </w:pPr>
+      <w:rPr/>
+    </w:lvl>
+    <w:lvl w:ilvl="1">
+      <w:start w:val="1"/>
+      <w:numFmt w:val="lowerLetter"/>
+      <w:lvlText w:val="%2."/>
+      <w:lvlJc w:val="left"/>
+      <w:pPr>
+        <w:tabs>
+          <w:tab w:val="num" w:pos="0"/>
+        </w:tabs>
+        <w:ind w:left="1440" w:hanging="480"/>
+      </w:pPr>
+      <w:rPr/>
+    </w:lvl>
+    <w:lvl w:ilvl="2">
+      <w:start w:val="1"/>
+      <w:numFmt w:val="lowerRoman"/>
+      <w:lvlText w:val="%3."/>
+      <w:lvlJc w:val="left"/>
+      <w:pPr>
+        <w:tabs>
+          <w:tab w:val="num" w:pos="0"/>
+        </w:tabs>
+        <w:ind w:left="2160" w:hanging="480"/>
+      </w:pPr>
+      <w:rPr/>
+    </w:lvl>
+    <w:lvl w:ilvl="3">
+      <w:start w:val="1"/>
+      <w:numFmt w:val="decimal"/>
+      <w:lvlText w:val="%4."/>
+      <w:lvlJc w:val="left"/>
+      <w:pPr>
+        <w:tabs>
+          <w:tab w:val="num" w:pos="0"/>
+        </w:tabs>
+        <w:ind w:left="2880" w:hanging="480"/>
+      </w:pPr>
+      <w:rPr/>
+    </w:lvl>
+    <w:lvl w:ilvl="4">
+      <w:start w:val="1"/>
+      <w:numFmt w:val="lowerLetter"/>
+      <w:lvlText w:val="%5."/>
+      <w:lvlJc w:val="left"/>
+      <w:pPr>
+        <w:tabs>
+          <w:tab w:val="num" w:pos="0"/>
+        </w:tabs>
+        <w:ind w:left="3600" w:hanging="480"/>
+      </w:pPr>
+      <w:rPr/>
+    </w:lvl>
+    <w:lvl w:ilvl="5">
+      <w:start w:val="1"/>
+      <w:numFmt w:val="lowerRoman"/>
+      <w:lvlText w:val="%6."/>
+      <w:lvlJc w:val="left"/>
+      <w:pPr>
+        <w:tabs>
+          <w:tab w:val="num" w:pos="0"/>
+        </w:tabs>
+        <w:ind w:left="4320" w:hanging="480"/>
+      </w:pPr>
+      <w:rPr/>
+    </w:lvl>
+    <w:lvl w:ilvl="6">
+      <w:start w:val="1"/>
+      <w:numFmt w:val="decimal"/>
+      <w:lvlText w:val="%7."/>
+      <w:lvlJc w:val="left"/>
+      <w:pPr>
+        <w:tabs>
+          <w:tab w:val="num" w:pos="0"/>
+        </w:tabs>
+        <w:ind w:left="5040" w:hanging="480"/>
+      </w:pPr>
+      <w:rPr/>
+    </w:lvl>
+    <w:lvl w:ilvl="7">
+      <w:start w:val="1"/>
+      <w:numFmt w:val="lowerLetter"/>
+      <w:lvlText w:val="%8."/>
+      <w:lvlJc w:val="left"/>
+      <w:pPr>
+        <w:tabs>
+          <w:tab w:val="num" w:pos="0"/>
+        </w:tabs>
+        <w:ind w:left="5760" w:hanging="480"/>
+      </w:pPr>
+      <w:rPr/>
+    </w:lvl>
+    <w:lvl w:ilvl="8">
+      <w:start w:val="1"/>
+      <w:numFmt w:val="lowerRoman"/>
+      <w:lvlText w:val="%9."/>
+      <w:lvlJc w:val="left"/>
+      <w:pPr>
+        <w:tabs>
+          <w:tab w:val="num" w:pos="0"/>
+        </w:tabs>
+        <w:ind w:left="6480" w:hanging="480"/>
+      </w:pPr>
+      <w:rPr/>
+    </w:lvl>
+  </w:abstractNum>
+  <w:abstractNum w:abstractNumId="42">
+    <w:lvl w:ilvl="0">
+      <w:start w:val="1"/>
+      <w:numFmt w:val="decimal"/>
+      <w:lvlText w:val="%1."/>
+      <w:lvlJc w:val="left"/>
+      <w:pPr>
+        <w:tabs>
+          <w:tab w:val="num" w:pos="0"/>
+        </w:tabs>
+        <w:ind w:left="720" w:hanging="480"/>
+      </w:pPr>
+      <w:rPr/>
+    </w:lvl>
+    <w:lvl w:ilvl="1">
+      <w:start w:val="1"/>
+      <w:numFmt w:val="lowerLetter"/>
+      <w:lvlText w:val="%2."/>
+      <w:lvlJc w:val="left"/>
+      <w:pPr>
+        <w:tabs>
+          <w:tab w:val="num" w:pos="0"/>
+        </w:tabs>
+        <w:ind w:left="1440" w:hanging="480"/>
+      </w:pPr>
+      <w:rPr/>
+    </w:lvl>
+    <w:lvl w:ilvl="2">
+      <w:start w:val="1"/>
+      <w:numFmt w:val="lowerRoman"/>
+      <w:lvlText w:val="%3."/>
+      <w:lvlJc w:val="left"/>
+      <w:pPr>
+        <w:tabs>
+          <w:tab w:val="num" w:pos="0"/>
+        </w:tabs>
+        <w:ind w:left="2160" w:hanging="480"/>
+      </w:pPr>
+      <w:rPr/>
+    </w:lvl>
+    <w:lvl w:ilvl="3">
+      <w:start w:val="1"/>
+      <w:numFmt w:val="decimal"/>
+      <w:lvlText w:val="%4."/>
+      <w:lvlJc w:val="left"/>
+      <w:pPr>
+        <w:tabs>
+          <w:tab w:val="num" w:pos="0"/>
+        </w:tabs>
+        <w:ind w:left="2880" w:hanging="480"/>
+      </w:pPr>
+      <w:rPr/>
+    </w:lvl>
+    <w:lvl w:ilvl="4">
+      <w:start w:val="1"/>
+      <w:numFmt w:val="lowerLetter"/>
+      <w:lvlText w:val="%5."/>
+      <w:lvlJc w:val="left"/>
+      <w:pPr>
+        <w:tabs>
+          <w:tab w:val="num" w:pos="0"/>
+        </w:tabs>
+        <w:ind w:left="3600" w:hanging="480"/>
+      </w:pPr>
+      <w:rPr/>
+    </w:lvl>
+    <w:lvl w:ilvl="5">
+      <w:start w:val="1"/>
+      <w:numFmt w:val="lowerRoman"/>
+      <w:lvlText w:val="%6."/>
+      <w:lvlJc w:val="left"/>
+      <w:pPr>
+        <w:tabs>
+          <w:tab w:val="num" w:pos="0"/>
+        </w:tabs>
+        <w:ind w:left="4320" w:hanging="480"/>
+      </w:pPr>
+      <w:rPr/>
+    </w:lvl>
+    <w:lvl w:ilvl="6">
+      <w:start w:val="1"/>
+      <w:numFmt w:val="decimal"/>
+      <w:lvlText w:val="%7."/>
+      <w:lvlJc w:val="left"/>
+      <w:pPr>
+        <w:tabs>
+          <w:tab w:val="num" w:pos="0"/>
+        </w:tabs>
+        <w:ind w:left="5040" w:hanging="480"/>
+      </w:pPr>
+      <w:rPr/>
+    </w:lvl>
+    <w:lvl w:ilvl="7">
+      <w:start w:val="1"/>
+      <w:numFmt w:val="lowerLetter"/>
+      <w:lvlText w:val="%8."/>
+      <w:lvlJc w:val="left"/>
+      <w:pPr>
+        <w:tabs>
+          <w:tab w:val="num" w:pos="0"/>
+        </w:tabs>
+        <w:ind w:left="5760" w:hanging="480"/>
+      </w:pPr>
+      <w:rPr/>
+    </w:lvl>
+    <w:lvl w:ilvl="8">
+      <w:start w:val="1"/>
+      <w:numFmt w:val="lowerRoman"/>
+      <w:lvlText w:val="%9."/>
+      <w:lvlJc w:val="left"/>
+      <w:pPr>
+        <w:tabs>
+          <w:tab w:val="num" w:pos="0"/>
+        </w:tabs>
+        <w:ind w:left="6480" w:hanging="480"/>
+      </w:pPr>
+      <w:rPr/>
+    </w:lvl>
+  </w:abstractNum>
+  <w:abstractNum w:abstractNumId="43">
+    <w:lvl w:ilvl="0">
+      <w:start w:val="1"/>
       <w:numFmt w:val="none"/>
       <w:suff w:val="nothing"/>
       <w:lvlText w:val=""/>
@@ -6329,151 +6700,160 @@
     <w:abstractNumId w:val="40"/>
   </w:num>
   <w:num w:numId="41">
-    <w:abstractNumId w:val="3"/>
+    <w:abstractNumId w:val="41"/>
+  </w:num>
+  <w:num w:numId="42">
+    <w:abstractNumId w:val="42"/>
+  </w:num>
+  <w:num w:numId="43">
+    <w:abstractNumId w:val="43"/>
+  </w:num>
+  <w:num w:numId="44">
+    <w:abstractNumId w:val="2"/>
     <w:lvlOverride w:ilvl="0">
       <w:startOverride w:val="1"/>
     </w:lvlOverride>
   </w:num>
-  <w:num w:numId="42">
-    <w:abstractNumId w:val="3"/>
-  </w:num>
-  <w:num w:numId="43">
-    <w:abstractNumId w:val="3"/>
-  </w:num>
-  <w:num w:numId="44">
-    <w:abstractNumId w:val="3"/>
-  </w:num>
   <w:num w:numId="45">
-    <w:abstractNumId w:val="3"/>
+    <w:abstractNumId w:val="2"/>
   </w:num>
   <w:num w:numId="46">
-    <w:abstractNumId w:val="3"/>
+    <w:abstractNumId w:val="2"/>
+  </w:num>
+  <w:num w:numId="47">
+    <w:abstractNumId w:val="2"/>
+  </w:num>
+  <w:num w:numId="48">
+    <w:abstractNumId w:val="2"/>
+  </w:num>
+  <w:num w:numId="49">
+    <w:abstractNumId w:val="2"/>
     <w:lvlOverride w:ilvl="0">
       <w:startOverride w:val="1"/>
     </w:lvlOverride>
   </w:num>
-  <w:num w:numId="47">
-    <w:abstractNumId w:val="3"/>
-  </w:num>
-  <w:num w:numId="48">
-    <w:abstractNumId w:val="3"/>
-  </w:num>
-  <w:num w:numId="49">
-    <w:abstractNumId w:val="3"/>
-  </w:num>
   <w:num w:numId="50">
-    <w:abstractNumId w:val="3"/>
+    <w:abstractNumId w:val="2"/>
+  </w:num>
+  <w:num w:numId="51">
+    <w:abstractNumId w:val="2"/>
+  </w:num>
+  <w:num w:numId="52">
+    <w:abstractNumId w:val="2"/>
+  </w:num>
+  <w:num w:numId="53">
+    <w:abstractNumId w:val="2"/>
     <w:lvlOverride w:ilvl="0">
       <w:startOverride w:val="1"/>
     </w:lvlOverride>
   </w:num>
-  <w:num w:numId="51">
-    <w:abstractNumId w:val="3"/>
-  </w:num>
-  <w:num w:numId="52">
-    <w:abstractNumId w:val="3"/>
-  </w:num>
-  <w:num w:numId="53">
-    <w:abstractNumId w:val="3"/>
-  </w:num>
   <w:num w:numId="54">
-    <w:abstractNumId w:val="3"/>
+    <w:abstractNumId w:val="2"/>
   </w:num>
   <w:num w:numId="55">
-    <w:abstractNumId w:val="3"/>
+    <w:abstractNumId w:val="2"/>
   </w:num>
   <w:num w:numId="56">
-    <w:abstractNumId w:val="3"/>
+    <w:abstractNumId w:val="2"/>
+  </w:num>
+  <w:num w:numId="57">
+    <w:abstractNumId w:val="2"/>
+  </w:num>
+  <w:num w:numId="58">
+    <w:abstractNumId w:val="2"/>
+  </w:num>
+  <w:num w:numId="59">
+    <w:abstractNumId w:val="2"/>
     <w:lvlOverride w:ilvl="0">
       <w:startOverride w:val="1"/>
     </w:lvlOverride>
   </w:num>
-  <w:num w:numId="57">
-    <w:abstractNumId w:val="3"/>
-  </w:num>
-  <w:num w:numId="58">
-    <w:abstractNumId w:val="3"/>
-  </w:num>
-  <w:num w:numId="59">
-    <w:abstractNumId w:val="3"/>
-  </w:num>
   <w:num w:numId="60">
-    <w:abstractNumId w:val="3"/>
+    <w:abstractNumId w:val="2"/>
   </w:num>
   <w:num w:numId="61">
-    <w:abstractNumId w:val="3"/>
+    <w:abstractNumId w:val="2"/>
   </w:num>
   <w:num w:numId="62">
-    <w:abstractNumId w:val="3"/>
+    <w:abstractNumId w:val="2"/>
   </w:num>
   <w:num w:numId="63">
-    <w:abstractNumId w:val="3"/>
+    <w:abstractNumId w:val="2"/>
   </w:num>
   <w:num w:numId="64">
-    <w:abstractNumId w:val="3"/>
+    <w:abstractNumId w:val="2"/>
   </w:num>
   <w:num w:numId="65">
-    <w:abstractNumId w:val="3"/>
+    <w:abstractNumId w:val="2"/>
+  </w:num>
+  <w:num w:numId="66">
+    <w:abstractNumId w:val="2"/>
+  </w:num>
+  <w:num w:numId="67">
+    <w:abstractNumId w:val="2"/>
+  </w:num>
+  <w:num w:numId="68">
+    <w:abstractNumId w:val="2"/>
     <w:lvlOverride w:ilvl="0">
       <w:startOverride w:val="1"/>
     </w:lvlOverride>
   </w:num>
-  <w:num w:numId="66">
-    <w:abstractNumId w:val="3"/>
-  </w:num>
-  <w:num w:numId="67">
-    <w:abstractNumId w:val="3"/>
-  </w:num>
-  <w:num w:numId="68">
-    <w:abstractNumId w:val="3"/>
-  </w:num>
   <w:num w:numId="69">
-    <w:abstractNumId w:val="3"/>
+    <w:abstractNumId w:val="2"/>
   </w:num>
   <w:num w:numId="70">
-    <w:abstractNumId w:val="3"/>
+    <w:abstractNumId w:val="2"/>
   </w:num>
   <w:num w:numId="71">
-    <w:abstractNumId w:val="3"/>
+    <w:abstractNumId w:val="2"/>
   </w:num>
   <w:num w:numId="72">
-    <w:abstractNumId w:val="3"/>
+    <w:abstractNumId w:val="2"/>
   </w:num>
   <w:num w:numId="73">
-    <w:abstractNumId w:val="3"/>
+    <w:abstractNumId w:val="2"/>
+  </w:num>
+  <w:num w:numId="74">
+    <w:abstractNumId w:val="2"/>
+  </w:num>
+  <w:num w:numId="75">
+    <w:abstractNumId w:val="2"/>
+  </w:num>
+  <w:num w:numId="76">
+    <w:abstractNumId w:val="2"/>
     <w:lvlOverride w:ilvl="0">
       <w:startOverride w:val="1"/>
     </w:lvlOverride>
   </w:num>
-  <w:num w:numId="74">
-    <w:abstractNumId w:val="3"/>
-  </w:num>
-  <w:num w:numId="75">
-    <w:abstractNumId w:val="3"/>
-  </w:num>
-  <w:num w:numId="76">
-    <w:abstractNumId w:val="3"/>
+  <w:num w:numId="77">
+    <w:abstractNumId w:val="2"/>
+  </w:num>
+  <w:num w:numId="78">
+    <w:abstractNumId w:val="2"/>
+  </w:num>
+  <w:num w:numId="79">
+    <w:abstractNumId w:val="2"/>
     <w:lvlOverride w:ilvl="0">
       <w:startOverride w:val="1"/>
     </w:lvlOverride>
   </w:num>
-  <w:num w:numId="77">
-    <w:abstractNumId w:val="3"/>
-  </w:num>
-  <w:num w:numId="78">
-    <w:abstractNumId w:val="3"/>
-  </w:num>
-  <w:num w:numId="79">
-    <w:abstractNumId w:val="3"/>
+  <w:num w:numId="80">
+    <w:abstractNumId w:val="2"/>
+  </w:num>
+  <w:num w:numId="81">
+    <w:abstractNumId w:val="2"/>
+  </w:num>
+  <w:num w:numId="82">
+    <w:abstractNumId w:val="2"/>
     <w:lvlOverride w:ilvl="0">
       <w:startOverride w:val="1"/>
     </w:lvlOverride>
   </w:num>
-  <w:num w:numId="80">
-    <w:abstractNumId w:val="3"/>
-  </w:num>
-  <w:num w:numId="81">
-    <w:abstractNumId w:val="3"/>
+  <w:num w:numId="83">
+    <w:abstractNumId w:val="2"/>
+  </w:num>
+  <w:num w:numId="84">
+    <w:abstractNumId w:val="2"/>
   </w:num>
 </w:numbering>
 </file>
